--- a/jenkins task 02.docx
+++ b/jenkins task 02.docx
@@ -9,6 +9,12 @@
           <w:lang w:val="en-US"/>
         </w:rPr>
       </w:pPr>
+      <w:r>
+        <w:rPr>
+          <w:lang w:val="en-US"/>
+        </w:rPr>
+        <w:t>`````````````````</w:t>
+      </w:r>
       <w:r>
         <w:rPr>
           <w:lang w:val="en-US"/>
@@ -387,8 +393,13 @@
         <w:t>Remote root directory</w:t>
       </w:r>
       <w:r>
-        <w:t>: /home/jenkins</w:t>
-      </w:r>
+        <w:t>: /home/</w:t>
+      </w:r>
+      <w:proofErr w:type="spellStart"/>
+      <w:r>
+        <w:t>jenkins</w:t>
+      </w:r>
+      <w:proofErr w:type="spellEnd"/>
     </w:p>
     <w:p>
       <w:pPr>
@@ -406,7 +417,15 @@
         <w:t>Labels</w:t>
       </w:r>
       <w:r>
-        <w:t>: linux, build, etc. (optional)</w:t>
+        <w:t xml:space="preserve">: </w:t>
+      </w:r>
+      <w:proofErr w:type="spellStart"/>
+      <w:r>
+        <w:t>linux</w:t>
+      </w:r>
+      <w:proofErr w:type="spellEnd"/>
+      <w:r>
+        <w:t>, build, etc. (optional)</w:t>
       </w:r>
     </w:p>
     <w:p>
@@ -508,7 +527,15 @@
         <w:spacing w:after="0"/>
       </w:pPr>
       <w:r>
-        <w:t>Java path: /usr/bin/java or appropriate path</w:t>
+        <w:t>Java path: /</w:t>
+      </w:r>
+      <w:proofErr w:type="spellStart"/>
+      <w:r>
+        <w:t>usr</w:t>
+      </w:r>
+      <w:proofErr w:type="spellEnd"/>
+      <w:r>
+        <w:t>/bin/java or appropriate path</w:t>
       </w:r>
     </w:p>
     <w:p>
@@ -748,7 +775,7 @@
           <w:noProof/>
         </w:rPr>
         <w:drawing>
-          <wp:inline distT="0" distB="0" distL="0" distR="0" wp14:anchorId="29DD1F44" wp14:editId="532DC213">
+          <wp:inline distT="0" distB="0" distL="0" distR="0" wp14:anchorId="29DD1F44" wp14:editId="6D2E3465">
             <wp:extent cx="5731510" cy="1927860"/>
             <wp:effectExtent l="0" t="0" r="2540" b="0"/>
             <wp:docPr id="2095890761" name="Picture 3"/>
@@ -855,7 +882,7 @@
           <w:noProof/>
         </w:rPr>
         <w:drawing>
-          <wp:inline distT="0" distB="0" distL="0" distR="0" wp14:anchorId="1C8E09E8" wp14:editId="15A9DD62">
+          <wp:inline distT="0" distB="0" distL="0" distR="0" wp14:anchorId="1C8E09E8" wp14:editId="18F7957A">
             <wp:extent cx="5731510" cy="1643380"/>
             <wp:effectExtent l="0" t="0" r="2540" b="0"/>
             <wp:docPr id="307734185" name="Picture 1"/>
@@ -1167,6 +1194,7 @@
         </w:rPr>
         <w:t xml:space="preserve"> or </w:t>
       </w:r>
+      <w:proofErr w:type="gramStart"/>
       <w:r>
         <w:rPr>
           <w:rFonts w:ascii="Times New Roman" w:hAnsi="Times New Roman" w:cs="Times New Roman"/>
@@ -1177,6 +1205,7 @@
         </w:rPr>
         <w:t>Pipeline</w:t>
       </w:r>
+      <w:proofErr w:type="gramEnd"/>
       <w:r>
         <w:rPr>
           <w:rFonts w:ascii="Times New Roman" w:hAnsi="Times New Roman" w:cs="Times New Roman"/>
@@ -1423,7 +1452,29 @@
           <w:sz w:val="22"/>
           <w:szCs w:val="22"/>
         </w:rPr>
-        <w:t>GitHub hook trigger for GITScm polling</w:t>
+        <w:t xml:space="preserve">GitHub hook trigger for </w:t>
+      </w:r>
+      <w:proofErr w:type="spellStart"/>
+      <w:r>
+        <w:rPr>
+          <w:rFonts w:ascii="Times New Roman" w:hAnsi="Times New Roman" w:cs="Times New Roman"/>
+          <w:b/>
+          <w:bCs/>
+          <w:sz w:val="22"/>
+          <w:szCs w:val="22"/>
+        </w:rPr>
+        <w:t>GITScm</w:t>
+      </w:r>
+      <w:proofErr w:type="spellEnd"/>
+      <w:r>
+        <w:rPr>
+          <w:rFonts w:ascii="Times New Roman" w:hAnsi="Times New Roman" w:cs="Times New Roman"/>
+          <w:b/>
+          <w:bCs/>
+          <w:sz w:val="22"/>
+          <w:szCs w:val="22"/>
+        </w:rPr>
+        <w:t xml:space="preserve"> polling</w:t>
       </w:r>
       <w:r>
         <w:rPr>
@@ -1637,8 +1688,18 @@
           <w:sz w:val="22"/>
           <w:szCs w:val="22"/>
         </w:rPr>
-        <w:t>: application/json</w:t>
-      </w:r>
+        <w:t>: application/</w:t>
+      </w:r>
+      <w:proofErr w:type="spellStart"/>
+      <w:r>
+        <w:rPr>
+          <w:rFonts w:ascii="Times New Roman" w:hAnsi="Times New Roman" w:cs="Times New Roman"/>
+          <w:sz w:val="22"/>
+          <w:szCs w:val="22"/>
+        </w:rPr>
+        <w:t>json</w:t>
+      </w:r>
+      <w:proofErr w:type="spellEnd"/>
     </w:p>
     <w:p>
       <w:pPr>
@@ -2078,6 +2139,9 @@
         </mc:AlternateContent>
       </w:r>
       <w:r>
+        <w:rPr>
+          <w:noProof/>
+        </w:rPr>
         <w:drawing>
           <wp:inline distT="0" distB="0" distL="0" distR="0" wp14:anchorId="0CDE75D9" wp14:editId="70F4A5BF">
             <wp:extent cx="5731510" cy="2526665"/>
@@ -2189,6 +2253,9 @@
         </mc:AlternateContent>
       </w:r>
       <w:r>
+        <w:rPr>
+          <w:noProof/>
+        </w:rPr>
         <w:drawing>
           <wp:inline distT="0" distB="0" distL="0" distR="0" wp14:anchorId="099EF428" wp14:editId="349D98E3">
             <wp:extent cx="5731510" cy="3024505"/>
@@ -2274,6 +2341,9 @@
         </mc:AlternateContent>
       </w:r>
       <w:r>
+        <w:rPr>
+          <w:noProof/>
+        </w:rPr>
         <w:drawing>
           <wp:inline distT="0" distB="0" distL="0" distR="0" wp14:anchorId="7B17FB97" wp14:editId="2C326EF8">
             <wp:extent cx="5731510" cy="1370965"/>
@@ -2364,6 +2434,9 @@
         </mc:AlternateContent>
       </w:r>
       <w:r>
+        <w:rPr>
+          <w:noProof/>
+        </w:rPr>
         <w:drawing>
           <wp:inline distT="0" distB="0" distL="0" distR="0" wp14:anchorId="6D1EA2B8" wp14:editId="5AB7B84A">
             <wp:extent cx="5731510" cy="2522855"/>
@@ -2403,6 +2476,9 @@
     </w:p>
     <w:p>
       <w:r>
+        <w:rPr>
+          <w:noProof/>
+        </w:rPr>
         <w:drawing>
           <wp:inline distT="0" distB="0" distL="0" distR="0" wp14:anchorId="31F8E9BD" wp14:editId="5E288574">
             <wp:extent cx="5731510" cy="2023745"/>
@@ -2451,7 +2527,21 @@
         <w:rPr>
           <w:rStyle w:val="Strong"/>
         </w:rPr>
-        <w:t>Configure poll scm and build periodical options in Jenkins job.</w:t>
+        <w:t xml:space="preserve">Configure poll </w:t>
+      </w:r>
+      <w:proofErr w:type="spellStart"/>
+      <w:r>
+        <w:rPr>
+          <w:rStyle w:val="Strong"/>
+        </w:rPr>
+        <w:t>scm</w:t>
+      </w:r>
+      <w:proofErr w:type="spellEnd"/>
+      <w:r>
+        <w:rPr>
+          <w:rStyle w:val="Strong"/>
+        </w:rPr>
+        <w:t xml:space="preserve"> and build periodical options in Jenkins job.</w:t>
       </w:r>
     </w:p>
     <w:p>
@@ -2629,7 +2719,21 @@
         <w:rPr>
           <w:rFonts w:ascii="Times New Roman" w:hAnsi="Times New Roman" w:cs="Times New Roman"/>
         </w:rPr>
-        <w:t xml:space="preserve"> field, enter a cron expression. Example: </w:t>
+        <w:t xml:space="preserve"> field, enter a </w:t>
+      </w:r>
+      <w:proofErr w:type="spellStart"/>
+      <w:r>
+        <w:rPr>
+          <w:rFonts w:ascii="Times New Roman" w:hAnsi="Times New Roman" w:cs="Times New Roman"/>
+        </w:rPr>
+        <w:t>cron</w:t>
+      </w:r>
+      <w:proofErr w:type="spellEnd"/>
+      <w:r>
+        <w:rPr>
+          <w:rFonts w:ascii="Times New Roman" w:hAnsi="Times New Roman" w:cs="Times New Roman"/>
+        </w:rPr>
+        <w:t xml:space="preserve"> expression. Example: </w:t>
       </w:r>
     </w:p>
     <w:p>
@@ -2791,11 +2895,19 @@
           <w:rFonts w:ascii="Times New Roman" w:hAnsi="Times New Roman" w:cs="Times New Roman"/>
         </w:rPr>
       </w:pPr>
-      <w:r>
-        <w:rPr>
-          <w:rFonts w:ascii="Times New Roman" w:hAnsi="Times New Roman" w:cs="Times New Roman"/>
-        </w:rPr>
-        <w:t>This triggers builds at fixed intervals regardless of changes.</w:t>
+      <w:proofErr w:type="gramStart"/>
+      <w:r>
+        <w:rPr>
+          <w:rFonts w:ascii="Times New Roman" w:hAnsi="Times New Roman" w:cs="Times New Roman"/>
+        </w:rPr>
+        <w:t>This triggers</w:t>
+      </w:r>
+      <w:proofErr w:type="gramEnd"/>
+      <w:r>
+        <w:rPr>
+          <w:rFonts w:ascii="Times New Roman" w:hAnsi="Times New Roman" w:cs="Times New Roman"/>
+        </w:rPr>
+        <w:t xml:space="preserve"> builds at fixed intervals regardless of changes.</w:t>
       </w:r>
     </w:p>
     <w:p>
@@ -2877,7 +2989,21 @@
         <w:rPr>
           <w:rFonts w:ascii="Times New Roman" w:hAnsi="Times New Roman" w:cs="Times New Roman"/>
         </w:rPr>
-        <w:t xml:space="preserve">Enter a cron expression. Example: </w:t>
+        <w:t xml:space="preserve">Enter a </w:t>
+      </w:r>
+      <w:proofErr w:type="spellStart"/>
+      <w:r>
+        <w:rPr>
+          <w:rFonts w:ascii="Times New Roman" w:hAnsi="Times New Roman" w:cs="Times New Roman"/>
+        </w:rPr>
+        <w:t>cron</w:t>
+      </w:r>
+      <w:proofErr w:type="spellEnd"/>
+      <w:r>
+        <w:rPr>
+          <w:rFonts w:ascii="Times New Roman" w:hAnsi="Times New Roman" w:cs="Times New Roman"/>
+        </w:rPr>
+        <w:t xml:space="preserve"> expression. Example: </w:t>
       </w:r>
     </w:p>
     <w:p>
@@ -3104,6 +3230,9 @@
     <w:p/>
     <w:p>
       <w:r>
+        <w:rPr>
+          <w:noProof/>
+        </w:rPr>
         <w:drawing>
           <wp:inline distT="0" distB="0" distL="0" distR="0" wp14:anchorId="35451F28" wp14:editId="53F9B228">
             <wp:extent cx="5731510" cy="2583180"/>
@@ -3144,6 +3273,9 @@
     <w:p/>
     <w:p>
       <w:r>
+        <w:rPr>
+          <w:noProof/>
+        </w:rPr>
         <w:lastRenderedPageBreak/>
         <w:drawing>
           <wp:inline distT="0" distB="0" distL="0" distR="0" wp14:anchorId="3C12D83A" wp14:editId="658FC26E">
@@ -3217,24 +3349,24 @@
           <w:lang w:val="en-US"/>
         </w:rPr>
       </w:pPr>
+      <w:proofErr w:type="gramStart"/>
       <w:r>
         <w:rPr>
           <w:sz w:val="18"/>
           <w:szCs w:val="18"/>
           <w:lang w:val="en-US"/>
         </w:rPr>
-        <w:t>#!/bin/bash</w:t>
-      </w:r>
-    </w:p>
-    <w:p>
-      <w:pPr>
-        <w:pStyle w:val="NoSpacing"/>
+        <w:t>#!/</w:t>
+      </w:r>
+      <w:proofErr w:type="gramEnd"/>
+      <w:r>
         <w:rPr>
           <w:sz w:val="18"/>
           <w:szCs w:val="18"/>
           <w:lang w:val="en-US"/>
         </w:rPr>
-      </w:pPr>
+        <w:t>bin/bash</w:t>
+      </w:r>
     </w:p>
     <w:p>
       <w:pPr>
@@ -3245,96 +3377,96 @@
           <w:lang w:val="en-US"/>
         </w:rPr>
       </w:pPr>
-      <w:r>
+    </w:p>
+    <w:p>
+      <w:pPr>
+        <w:pStyle w:val="NoSpacing"/>
         <w:rPr>
           <w:sz w:val="18"/>
           <w:szCs w:val="18"/>
           <w:lang w:val="en-US"/>
         </w:rPr>
-        <w:t># Variables</w:t>
-      </w:r>
-    </w:p>
-    <w:p>
-      <w:pPr>
-        <w:pStyle w:val="NoSpacing"/>
+      </w:pPr>
+      <w:r>
         <w:rPr>
           <w:sz w:val="18"/>
           <w:szCs w:val="18"/>
           <w:lang w:val="en-US"/>
         </w:rPr>
-      </w:pPr>
-      <w:r>
+        <w:t># Variables</w:t>
+      </w:r>
+    </w:p>
+    <w:p>
+      <w:pPr>
+        <w:pStyle w:val="NoSpacing"/>
         <w:rPr>
           <w:sz w:val="18"/>
           <w:szCs w:val="18"/>
           <w:lang w:val="en-US"/>
         </w:rPr>
-        <w:t>JENKINS_HOME="/var/lib/jenkins"</w:t>
-      </w:r>
-    </w:p>
-    <w:p>
-      <w:pPr>
-        <w:pStyle w:val="NoSpacing"/>
+      </w:pPr>
+      <w:r>
         <w:rPr>
           <w:sz w:val="18"/>
           <w:szCs w:val="18"/>
           <w:lang w:val="en-US"/>
         </w:rPr>
-      </w:pPr>
+        <w:t>JENKINS_HOME="/var/lib/</w:t>
+      </w:r>
+      <w:proofErr w:type="spellStart"/>
       <w:r>
         <w:rPr>
           <w:sz w:val="18"/>
           <w:szCs w:val="18"/>
           <w:lang w:val="en-US"/>
         </w:rPr>
-        <w:t>BACKUP_DIR="/backup/jenkins"</w:t>
-      </w:r>
-    </w:p>
-    <w:p>
-      <w:pPr>
-        <w:pStyle w:val="NoSpacing"/>
+        <w:t>jenkins</w:t>
+      </w:r>
+      <w:proofErr w:type="spellEnd"/>
+      <w:r>
         <w:rPr>
           <w:sz w:val="18"/>
           <w:szCs w:val="18"/>
           <w:lang w:val="en-US"/>
         </w:rPr>
-      </w:pPr>
-      <w:r>
+        <w:t>"</w:t>
+      </w:r>
+    </w:p>
+    <w:p>
+      <w:pPr>
+        <w:pStyle w:val="NoSpacing"/>
         <w:rPr>
           <w:sz w:val="18"/>
           <w:szCs w:val="18"/>
           <w:lang w:val="en-US"/>
         </w:rPr>
-        <w:t>DATE=$(date +'%Y-%m-%d_%H-%M-%S')</w:t>
-      </w:r>
-    </w:p>
-    <w:p>
-      <w:pPr>
-        <w:pStyle w:val="NoSpacing"/>
+      </w:pPr>
+      <w:r>
         <w:rPr>
           <w:sz w:val="18"/>
           <w:szCs w:val="18"/>
           <w:lang w:val="en-US"/>
         </w:rPr>
-      </w:pPr>
+        <w:t>BACKUP_DIR="/backup/</w:t>
+      </w:r>
+      <w:proofErr w:type="spellStart"/>
       <w:r>
         <w:rPr>
           <w:sz w:val="18"/>
           <w:szCs w:val="18"/>
           <w:lang w:val="en-US"/>
         </w:rPr>
-        <w:t>BACKUP_FILE="$BACKUP_DIR/jenkins_backup_$DATE.tar.gz"</w:t>
-      </w:r>
-    </w:p>
-    <w:p>
-      <w:pPr>
-        <w:pStyle w:val="NoSpacing"/>
+        <w:t>jenkins</w:t>
+      </w:r>
+      <w:proofErr w:type="spellEnd"/>
+      <w:r>
         <w:rPr>
           <w:sz w:val="18"/>
           <w:szCs w:val="18"/>
           <w:lang w:val="en-US"/>
         </w:rPr>
-      </w:pPr>
+        <w:t>"</w:t>
+      </w:r>
     </w:p>
     <w:p>
       <w:pPr>
@@ -3351,25 +3483,25 @@
           <w:szCs w:val="18"/>
           <w:lang w:val="en-US"/>
         </w:rPr>
-        <w:t># Create backup directory if not exists</w:t>
-      </w:r>
-    </w:p>
-    <w:p>
-      <w:pPr>
-        <w:pStyle w:val="NoSpacing"/>
+        <w:t>DATE=$(date +'%Y-%m-%</w:t>
+      </w:r>
+      <w:proofErr w:type="spellStart"/>
+      <w:r>
         <w:rPr>
           <w:sz w:val="18"/>
           <w:szCs w:val="18"/>
           <w:lang w:val="en-US"/>
         </w:rPr>
-      </w:pPr>
+        <w:t>d_%H</w:t>
+      </w:r>
+      <w:proofErr w:type="spellEnd"/>
       <w:r>
         <w:rPr>
           <w:sz w:val="18"/>
           <w:szCs w:val="18"/>
           <w:lang w:val="en-US"/>
         </w:rPr>
-        <w:t>mkdir -p "$BACKUP_DIR"</w:t>
+        <w:t>-%M-%S')</w:t>
       </w:r>
     </w:p>
     <w:p>
@@ -3381,24 +3513,24 @@
           <w:lang w:val="en-US"/>
         </w:rPr>
       </w:pPr>
-    </w:p>
-    <w:p>
-      <w:pPr>
-        <w:pStyle w:val="NoSpacing"/>
+      <w:r>
         <w:rPr>
           <w:sz w:val="18"/>
           <w:szCs w:val="18"/>
           <w:lang w:val="en-US"/>
         </w:rPr>
-      </w:pPr>
-      <w:r>
+        <w:t>BACKUP_FILE="$BACKUP_DIR/jenkins_backup_$DATE.tar.gz"</w:t>
+      </w:r>
+    </w:p>
+    <w:p>
+      <w:pPr>
+        <w:pStyle w:val="NoSpacing"/>
         <w:rPr>
           <w:sz w:val="18"/>
           <w:szCs w:val="18"/>
           <w:lang w:val="en-US"/>
         </w:rPr>
-        <w:t># Stop Jenkins service (optional but safer)</w:t>
-      </w:r>
+      </w:pPr>
     </w:p>
     <w:p>
       <w:pPr>
@@ -3415,7 +3547,7 @@
           <w:szCs w:val="18"/>
           <w:lang w:val="en-US"/>
         </w:rPr>
-        <w:t>echo "Stopping Jenkins service..."</w:t>
+        <w:t># Create backup directory if not exists</w:t>
       </w:r>
     </w:p>
     <w:p>
@@ -3427,24 +3559,24 @@
           <w:lang w:val="en-US"/>
         </w:rPr>
       </w:pPr>
+      <w:proofErr w:type="spellStart"/>
       <w:r>
         <w:rPr>
           <w:sz w:val="18"/>
           <w:szCs w:val="18"/>
           <w:lang w:val="en-US"/>
         </w:rPr>
-        <w:t>systemctl stop jenkins</w:t>
-      </w:r>
-    </w:p>
-    <w:p>
-      <w:pPr>
-        <w:pStyle w:val="NoSpacing"/>
+        <w:t>mkdir</w:t>
+      </w:r>
+      <w:proofErr w:type="spellEnd"/>
+      <w:r>
         <w:rPr>
           <w:sz w:val="18"/>
           <w:szCs w:val="18"/>
           <w:lang w:val="en-US"/>
         </w:rPr>
-      </w:pPr>
+        <w:t xml:space="preserve"> -p "$BACKUP_DIR"</w:t>
+      </w:r>
     </w:p>
     <w:p>
       <w:pPr>
@@ -3455,78 +3587,80 @@
           <w:lang w:val="en-US"/>
         </w:rPr>
       </w:pPr>
-      <w:r>
+    </w:p>
+    <w:p>
+      <w:pPr>
+        <w:pStyle w:val="NoSpacing"/>
         <w:rPr>
           <w:sz w:val="18"/>
           <w:szCs w:val="18"/>
           <w:lang w:val="en-US"/>
         </w:rPr>
-        <w:t># Take backup</w:t>
-      </w:r>
-    </w:p>
-    <w:p>
-      <w:pPr>
-        <w:pStyle w:val="NoSpacing"/>
+      </w:pPr>
+      <w:r>
         <w:rPr>
           <w:sz w:val="18"/>
           <w:szCs w:val="18"/>
           <w:lang w:val="en-US"/>
         </w:rPr>
-      </w:pPr>
-      <w:r>
+        <w:t># Stop Jenkins service (optional but safer)</w:t>
+      </w:r>
+    </w:p>
+    <w:p>
+      <w:pPr>
+        <w:pStyle w:val="NoSpacing"/>
         <w:rPr>
           <w:sz w:val="18"/>
           <w:szCs w:val="18"/>
           <w:lang w:val="en-US"/>
         </w:rPr>
-        <w:t>echo "Taking backup of Jenkins directory..."</w:t>
-      </w:r>
-    </w:p>
-    <w:p>
-      <w:pPr>
-        <w:pStyle w:val="NoSpacing"/>
+      </w:pPr>
+      <w:r>
         <w:rPr>
           <w:sz w:val="18"/>
           <w:szCs w:val="18"/>
           <w:lang w:val="en-US"/>
         </w:rPr>
-      </w:pPr>
-      <w:r>
+        <w:t>echo "Stopping Jenkins service..."</w:t>
+      </w:r>
+    </w:p>
+    <w:p>
+      <w:pPr>
+        <w:pStyle w:val="NoSpacing"/>
         <w:rPr>
           <w:sz w:val="18"/>
           <w:szCs w:val="18"/>
           <w:lang w:val="en-US"/>
         </w:rPr>
-        <w:t>tar -czvf "$BACKUP_FILE" "$JENKINS_HOME"</w:t>
-      </w:r>
-    </w:p>
-    <w:p>
-      <w:pPr>
-        <w:pStyle w:val="NoSpacing"/>
+      </w:pPr>
+      <w:proofErr w:type="spellStart"/>
+      <w:r>
         <w:rPr>
           <w:sz w:val="18"/>
           <w:szCs w:val="18"/>
           <w:lang w:val="en-US"/>
         </w:rPr>
-      </w:pPr>
-    </w:p>
-    <w:p>
-      <w:pPr>
-        <w:pStyle w:val="NoSpacing"/>
+        <w:t>systemctl</w:t>
+      </w:r>
+      <w:proofErr w:type="spellEnd"/>
+      <w:r>
         <w:rPr>
           <w:sz w:val="18"/>
           <w:szCs w:val="18"/>
           <w:lang w:val="en-US"/>
         </w:rPr>
-      </w:pPr>
+        <w:t xml:space="preserve"> stop </w:t>
+      </w:r>
+      <w:proofErr w:type="spellStart"/>
       <w:r>
         <w:rPr>
           <w:sz w:val="18"/>
           <w:szCs w:val="18"/>
           <w:lang w:val="en-US"/>
         </w:rPr>
-        <w:t># Start Jenkins service back</w:t>
-      </w:r>
+        <w:t>jenkins</w:t>
+      </w:r>
+      <w:proofErr w:type="spellEnd"/>
     </w:p>
     <w:p>
       <w:pPr>
@@ -3537,32 +3671,162 @@
           <w:lang w:val="en-US"/>
         </w:rPr>
       </w:pPr>
-      <w:r>
+    </w:p>
+    <w:p>
+      <w:pPr>
+        <w:pStyle w:val="NoSpacing"/>
         <w:rPr>
           <w:sz w:val="18"/>
           <w:szCs w:val="18"/>
           <w:lang w:val="en-US"/>
         </w:rPr>
-        <w:t>echo "Starting Jenkins service..."</w:t>
-      </w:r>
-    </w:p>
-    <w:p>
-      <w:pPr>
-        <w:pStyle w:val="NoSpacing"/>
+      </w:pPr>
+      <w:r>
         <w:rPr>
           <w:sz w:val="18"/>
           <w:szCs w:val="18"/>
           <w:lang w:val="en-US"/>
         </w:rPr>
-      </w:pPr>
-      <w:r>
+        <w:t># Take backup</w:t>
+      </w:r>
+    </w:p>
+    <w:p>
+      <w:pPr>
+        <w:pStyle w:val="NoSpacing"/>
         <w:rPr>
           <w:sz w:val="18"/>
           <w:szCs w:val="18"/>
           <w:lang w:val="en-US"/>
         </w:rPr>
-        <w:t>systemctl start jenkins</w:t>
-      </w:r>
+      </w:pPr>
+      <w:r>
+        <w:rPr>
+          <w:sz w:val="18"/>
+          <w:szCs w:val="18"/>
+          <w:lang w:val="en-US"/>
+        </w:rPr>
+        <w:t>echo "Taking backup of Jenkins directory..."</w:t>
+      </w:r>
+    </w:p>
+    <w:p>
+      <w:pPr>
+        <w:pStyle w:val="NoSpacing"/>
+        <w:rPr>
+          <w:sz w:val="18"/>
+          <w:szCs w:val="18"/>
+          <w:lang w:val="en-US"/>
+        </w:rPr>
+      </w:pPr>
+      <w:r>
+        <w:rPr>
+          <w:sz w:val="18"/>
+          <w:szCs w:val="18"/>
+          <w:lang w:val="en-US"/>
+        </w:rPr>
+        <w:t>tar -</w:t>
+      </w:r>
+      <w:proofErr w:type="spellStart"/>
+      <w:r>
+        <w:rPr>
+          <w:sz w:val="18"/>
+          <w:szCs w:val="18"/>
+          <w:lang w:val="en-US"/>
+        </w:rPr>
+        <w:t>czvf</w:t>
+      </w:r>
+      <w:proofErr w:type="spellEnd"/>
+      <w:r>
+        <w:rPr>
+          <w:sz w:val="18"/>
+          <w:szCs w:val="18"/>
+          <w:lang w:val="en-US"/>
+        </w:rPr>
+        <w:t xml:space="preserve"> "$BACKUP_FILE" "$JENKINS_HOME"</w:t>
+      </w:r>
+    </w:p>
+    <w:p>
+      <w:pPr>
+        <w:pStyle w:val="NoSpacing"/>
+        <w:rPr>
+          <w:sz w:val="18"/>
+          <w:szCs w:val="18"/>
+          <w:lang w:val="en-US"/>
+        </w:rPr>
+      </w:pPr>
+    </w:p>
+    <w:p>
+      <w:pPr>
+        <w:pStyle w:val="NoSpacing"/>
+        <w:rPr>
+          <w:sz w:val="18"/>
+          <w:szCs w:val="18"/>
+          <w:lang w:val="en-US"/>
+        </w:rPr>
+      </w:pPr>
+      <w:r>
+        <w:rPr>
+          <w:sz w:val="18"/>
+          <w:szCs w:val="18"/>
+          <w:lang w:val="en-US"/>
+        </w:rPr>
+        <w:t># Start Jenkins service back</w:t>
+      </w:r>
+    </w:p>
+    <w:p>
+      <w:pPr>
+        <w:pStyle w:val="NoSpacing"/>
+        <w:rPr>
+          <w:sz w:val="18"/>
+          <w:szCs w:val="18"/>
+          <w:lang w:val="en-US"/>
+        </w:rPr>
+      </w:pPr>
+      <w:r>
+        <w:rPr>
+          <w:sz w:val="18"/>
+          <w:szCs w:val="18"/>
+          <w:lang w:val="en-US"/>
+        </w:rPr>
+        <w:t>echo "Starting Jenkins service..."</w:t>
+      </w:r>
+    </w:p>
+    <w:p>
+      <w:pPr>
+        <w:pStyle w:val="NoSpacing"/>
+        <w:rPr>
+          <w:sz w:val="18"/>
+          <w:szCs w:val="18"/>
+          <w:lang w:val="en-US"/>
+        </w:rPr>
+      </w:pPr>
+      <w:proofErr w:type="spellStart"/>
+      <w:r>
+        <w:rPr>
+          <w:sz w:val="18"/>
+          <w:szCs w:val="18"/>
+          <w:lang w:val="en-US"/>
+        </w:rPr>
+        <w:t>systemctl</w:t>
+      </w:r>
+      <w:proofErr w:type="spellEnd"/>
+      <w:r>
+        <w:rPr>
+          <w:sz w:val="18"/>
+          <w:szCs w:val="18"/>
+          <w:lang w:val="en-US"/>
+        </w:rPr>
+        <w:t xml:space="preserve"> start </w:t>
+      </w:r>
+      <w:proofErr w:type="spellStart"/>
+      <w:r>
+        <w:rPr>
+          <w:sz w:val="18"/>
+          <w:szCs w:val="18"/>
+          <w:lang w:val="en-US"/>
+        </w:rPr>
+        <w:t>jenkins</w:t>
+      </w:r>
+      <w:proofErr w:type="spellEnd"/>
     </w:p>
     <w:p>
       <w:pPr>
@@ -3653,7 +3917,35 @@
         <w:rPr>
           <w:lang w:val="en-US"/>
         </w:rPr>
-        <w:t>Give permissions  : chmod +x Jenkins_backup.sh</w:t>
+        <w:t xml:space="preserve">Give </w:t>
+      </w:r>
+      <w:proofErr w:type="gramStart"/>
+      <w:r>
+        <w:rPr>
+          <w:lang w:val="en-US"/>
+        </w:rPr>
+        <w:t>permissions  :</w:t>
+      </w:r>
+      <w:proofErr w:type="gramEnd"/>
+      <w:r>
+        <w:rPr>
+          <w:lang w:val="en-US"/>
+        </w:rPr>
+        <w:t xml:space="preserve"> </w:t>
+      </w:r>
+      <w:proofErr w:type="spellStart"/>
+      <w:r>
+        <w:rPr>
+          <w:lang w:val="en-US"/>
+        </w:rPr>
+        <w:t>chmod</w:t>
+      </w:r>
+      <w:proofErr w:type="spellEnd"/>
+      <w:r>
+        <w:rPr>
+          <w:lang w:val="en-US"/>
+        </w:rPr>
+        <w:t xml:space="preserve"> +x Jenkins_backup.sh</w:t>
       </w:r>
     </w:p>
     <w:p>
@@ -3671,7 +3963,21 @@
         <w:rPr>
           <w:lang w:val="en-US"/>
         </w:rPr>
-        <w:t>Run the script : ./</w:t>
+        <w:t xml:space="preserve">Run the </w:t>
+      </w:r>
+      <w:proofErr w:type="gramStart"/>
+      <w:r>
+        <w:rPr>
+          <w:lang w:val="en-US"/>
+        </w:rPr>
+        <w:t>script :</w:t>
+      </w:r>
+      <w:proofErr w:type="gramEnd"/>
+      <w:r>
+        <w:rPr>
+          <w:lang w:val="en-US"/>
+        </w:rPr>
+        <w:t xml:space="preserve"> ./</w:t>
       </w:r>
       <w:r>
         <w:rPr>
@@ -3706,6 +4012,9 @@
     </w:p>
     <w:p>
       <w:r>
+        <w:rPr>
+          <w:noProof/>
+        </w:rPr>
         <w:lastRenderedPageBreak/>
         <w:drawing>
           <wp:inline distT="0" distB="0" distL="0" distR="0" wp14:anchorId="20975EFD" wp14:editId="72632203">
@@ -3797,6 +4106,9 @@
     </w:p>
     <w:p>
       <w:r>
+        <w:rPr>
+          <w:noProof/>
+        </w:rPr>
         <w:drawing>
           <wp:inline distT="0" distB="0" distL="0" distR="0" wp14:anchorId="166E432E" wp14:editId="429E7F2F">
             <wp:extent cx="5731510" cy="2479040"/>
@@ -3978,6 +4290,9 @@
         </mc:AlternateContent>
       </w:r>
       <w:r>
+        <w:rPr>
+          <w:noProof/>
+        </w:rPr>
         <w:drawing>
           <wp:inline distT="0" distB="0" distL="0" distR="0" wp14:anchorId="56024A2B" wp14:editId="45B2E1C1">
             <wp:extent cx="5731510" cy="2460625"/>
@@ -4017,6 +4332,9 @@
     </w:p>
     <w:p>
       <w:r>
+        <w:rPr>
+          <w:noProof/>
+        </w:rPr>
         <w:drawing>
           <wp:inline distT="0" distB="0" distL="0" distR="0" wp14:anchorId="1F09E80B" wp14:editId="5FE90BCC">
             <wp:extent cx="5731510" cy="2673985"/>
@@ -4103,6 +4421,9 @@
         </mc:AlternateContent>
       </w:r>
       <w:r>
+        <w:rPr>
+          <w:noProof/>
+        </w:rPr>
         <w:drawing>
           <wp:inline distT="0" distB="0" distL="0" distR="0" wp14:anchorId="5A49A031" wp14:editId="6BEE84E5">
             <wp:extent cx="5731510" cy="4499610"/>
@@ -4142,6 +4463,9 @@
     </w:p>
     <w:p>
       <w:r>
+        <w:rPr>
+          <w:noProof/>
+        </w:rPr>
         <w:drawing>
           <wp:inline distT="0" distB="0" distL="0" distR="0" wp14:anchorId="6F534AFF" wp14:editId="6396669F">
             <wp:extent cx="5731510" cy="4003040"/>
@@ -4197,6 +4521,9 @@
     <w:p/>
     <w:p>
       <w:r>
+        <w:rPr>
+          <w:noProof/>
+        </w:rPr>
         <w:drawing>
           <wp:inline distT="0" distB="0" distL="0" distR="0" wp14:anchorId="0E167BA4" wp14:editId="05C282A8">
             <wp:extent cx="5731510" cy="2505710"/>
@@ -4243,7 +4570,15 @@
         </w:numPr>
       </w:pPr>
       <w:r>
-        <w:t xml:space="preserve">Copy pem key and give permission </w:t>
+        <w:t xml:space="preserve">Copy </w:t>
+      </w:r>
+      <w:proofErr w:type="spellStart"/>
+      <w:r>
+        <w:t>pem</w:t>
+      </w:r>
+      <w:proofErr w:type="spellEnd"/>
+      <w:r>
+        <w:t xml:space="preserve"> key and give permission </w:t>
       </w:r>
     </w:p>
     <w:p>
@@ -4257,8 +4592,45 @@
       <w:r>
         <w:t xml:space="preserve">Use command : </w:t>
       </w:r>
-      <w:r>
-        <w:t>scp -i test.pem /backup/jenkins/jenkins_backup_2025-10-21_06-58-27.tar.gz root@16.16.28.202:/tmp/</w:t>
+      <w:proofErr w:type="spellStart"/>
+      <w:r>
+        <w:t>scp</w:t>
+      </w:r>
+      <w:proofErr w:type="spellEnd"/>
+      <w:r>
+        <w:t xml:space="preserve"> -</w:t>
+      </w:r>
+      <w:proofErr w:type="spellStart"/>
+      <w:r>
+        <w:t>i</w:t>
+      </w:r>
+      <w:proofErr w:type="spellEnd"/>
+      <w:r>
+        <w:t xml:space="preserve"> </w:t>
+      </w:r>
+      <w:proofErr w:type="spellStart"/>
+      <w:r>
+        <w:t>test.pem</w:t>
+      </w:r>
+      <w:proofErr w:type="spellEnd"/>
+      <w:r>
+        <w:t xml:space="preserve"> /backup/</w:t>
+      </w:r>
+      <w:proofErr w:type="spellStart"/>
+      <w:r>
+        <w:t>jenkins</w:t>
+      </w:r>
+      <w:proofErr w:type="spellEnd"/>
+      <w:r>
+        <w:t>/jenkins_backup_2025-10-21_06-58-27.tar.gz root@16.16.28.202:/</w:t>
+      </w:r>
+      <w:proofErr w:type="spellStart"/>
+      <w:r>
+        <w:t>tmp</w:t>
+      </w:r>
+      <w:proofErr w:type="spellEnd"/>
+      <w:r>
+        <w:t>/</w:t>
       </w:r>
     </w:p>
     <w:p>
@@ -4311,6 +4683,9 @@
         </mc:AlternateContent>
       </w:r>
       <w:r>
+        <w:rPr>
+          <w:noProof/>
+        </w:rPr>
         <w:drawing>
           <wp:inline distT="0" distB="0" distL="0" distR="0" wp14:anchorId="2C5746D1" wp14:editId="0403970E">
             <wp:extent cx="5731510" cy="926465"/>
@@ -4572,6 +4947,9 @@
         </mc:AlternateContent>
       </w:r>
       <w:r>
+        <w:rPr>
+          <w:noProof/>
+        </w:rPr>
         <w:drawing>
           <wp:inline distT="0" distB="0" distL="0" distR="0" wp14:anchorId="071208A9" wp14:editId="16346442">
             <wp:extent cx="5731510" cy="348615"/>
@@ -4630,8 +5008,13 @@
         </w:numPr>
       </w:pPr>
       <w:r>
-        <w:t>Extract using tar -xvf</w:t>
-      </w:r>
+        <w:t>Extract using tar -</w:t>
+      </w:r>
+      <w:proofErr w:type="spellStart"/>
+      <w:r>
+        <w:t>xvf</w:t>
+      </w:r>
+      <w:proofErr w:type="spellEnd"/>
     </w:p>
     <w:p>
       <w:pPr>
@@ -4642,7 +5025,15 @@
         </w:numPr>
       </w:pPr>
       <w:r>
-        <w:t>Start the Jenkins service an login and check</w:t>
+        <w:t xml:space="preserve">Start the Jenkins service </w:t>
+      </w:r>
+      <w:proofErr w:type="gramStart"/>
+      <w:r>
+        <w:t>an</w:t>
+      </w:r>
+      <w:proofErr w:type="gramEnd"/>
+      <w:r>
+        <w:t xml:space="preserve"> login and check</w:t>
       </w:r>
       <w:r>
         <w:t>.</w:t>
@@ -4650,6 +5041,9 @@
     </w:p>
     <w:p>
       <w:r>
+        <w:rPr>
+          <w:noProof/>
+        </w:rPr>
         <w:drawing>
           <wp:inline distT="0" distB="0" distL="0" distR="0" wp14:anchorId="5C673150" wp14:editId="5EBEBB8C">
             <wp:extent cx="5731510" cy="960120"/>
@@ -9286,6 +9680,7 @@
   <w:style w:type="character" w:default="1" w:styleId="DefaultParagraphFont">
     <w:name w:val="Default Paragraph Font"/>
     <w:uiPriority w:val="1"/>
+    <w:semiHidden/>
     <w:unhideWhenUsed/>
   </w:style>
   <w:style w:type="table" w:default="1" w:styleId="TableNormal">
